--- a/documents/CS499_2-2_Final_Recording_Guide_Shaban_Ghaith.docx
+++ b/documents/CS499_2-2_Final_Recording_Guide_Shaban_Ghaith.docx
@@ -176,7 +176,7 @@
           <w:rFonts w:ascii="Times New Roman" w:hAnsi="Times New Roman"/>
           <w:sz w:val="24"/>
         </w:rPr>
-        <w:t>Hi, my name is Shaban Ghaith. For this milestone, I am completing an informal code review of the artifacts I selected for my CS 499 ePortfolio. I am going to review the current state of the code, point out what works, identify weaknesses or limitations using code review criteria, and explain the enhancements I plan to complete during the course. I organized the review into the three required categories: software design and engineering, algorithms and data structures, and databases.</w:t>
+        <w:t>Hi, my name is Shaban Ghaith. For this milestone, I am completing an informal code review of the artifacts I selected for my CS 499 ePortfolio. I am going to review the current state of the code, point out what works, identify weaknesses or limitations using code review criteria and explain the enhancements I plan to complete during the course. I organized the review into the three required categories: software design and engineering, algorithms and data structures and databases.</w:t>
       </w:r>
     </w:p>
     <w:p>
@@ -268,7 +268,7 @@
           <w:rFonts w:ascii="Times New Roman" w:hAnsi="Times New Roman"/>
           <w:sz w:val="24"/>
         </w:rPr>
-        <w:t>The Contact Service is a Java application from CS 320. It manages contact records in memory. The Contact class stores the contact ID, first name, last name, phone number, and address. The contact ID is final, so it is created once and cannot be changed. The setter methods validate the contact fields before allowing updates.</w:t>
+        <w:t>The Contact Service is a Java application from CS 320. It manages contact records in memory. The Contact class stores the contact ID, first name, last name, phone number and address. The contact ID is final, so it is created once and cannot be changed. The setter methods validate the contact fields before allowing updates.</w:t>
       </w:r>
     </w:p>
     <w:p>
@@ -277,7 +277,7 @@
           <w:rFonts w:ascii="Times New Roman" w:hAnsi="Times New Roman"/>
           <w:sz w:val="24"/>
         </w:rPr>
-        <w:t>The ContactService class uses a HashMap&lt;String, Contact&gt; to store contacts by ID. It supports adding a contact, deleting a contact, updating first name, last name, phone, and address, and retrieving a contact. The test files use JUnit to check valid contacts, invalid input, duplicate IDs, deleting contacts, and update behavior.</w:t>
+        <w:t>The ContactService class uses a HashMap&lt;String, Contact&gt; to store contacts by ID. It supports adding a contact, deleting a contact, updating first name, last name, phone and address and retrieving a contact. The test files use JUnit to check valid contacts, invalid input, duplicate IDs, deleting contacts and update behavior.</w:t>
       </w:r>
     </w:p>
     <w:p>
@@ -401,7 +401,7 @@
           <w:rFonts w:ascii="Times New Roman" w:hAnsi="Times New Roman"/>
           <w:sz w:val="24"/>
         </w:rPr>
-        <w:t>There is no logging or audit trail for create, update, and delete actions.</w:t>
+        <w:t>There is no logging or audit trail for create, update and delete actions.</w:t>
       </w:r>
     </w:p>
     <w:p>
@@ -442,7 +442,7 @@
           <w:rFonts w:ascii="Times New Roman" w:hAnsi="Times New Roman"/>
           <w:sz w:val="24"/>
         </w:rPr>
-        <w:t>My enhancement will refactor the Contact Service into a cleaner layered design. I plan to keep the model, move validation into a reusable validation class, add a repository layer, and add a simple persistence option such as JSON or CSV file storage. I will also expand the tests to cover persistence, invalid updates, duplicate IDs, and edge cases.</w:t>
+        <w:t>My enhancement will refactor the Contact Service into a cleaner layered design. I plan to keep the model, move validation into a reusable validation class, add a repository layer and add a simple persistence option such as JSON or CSV file storage. I will also expand the tests to cover persistence, invalid updates, duplicate IDs and edge cases.</w:t>
       </w:r>
     </w:p>
     <w:p>
@@ -531,7 +531,7 @@
           <w:rFonts w:ascii="Times New Roman" w:hAnsi="Times New Roman"/>
           <w:sz w:val="24"/>
         </w:rPr>
-        <w:t>This supports professional communication, computing solutions using CS practices, practical tools and techniques, and a security mindset because the enhanced version will validate user data and make the design easier for another developer to maintain.</w:t>
+        <w:t>This supports professional communication, computing solutions using CS practices, practical tools and techniques and a security mindset because the enhanced version will validate user data and make the design easier for another developer to maintain.</w:t>
       </w:r>
     </w:p>
     <w:p>
@@ -623,7 +623,7 @@
           <w:rFonts w:ascii="Times New Roman" w:hAnsi="Times New Roman"/>
           <w:sz w:val="24"/>
         </w:rPr>
-        <w:t>This artifact is a C++ eBid auction search program from CS 300. It is intended to load bid records from a CSV file, store them in a binary search tree, display all bids, search for a specific bid ID, and remove a bid. The main data structure is a BinarySearchTree class that has a root node and methods for insert, remove, search, and traversal.</w:t>
+        <w:t>This artifact is a C++ eBid auction search program from CS 300. It is intended to load bid records from a CSV file, store them in a binary search tree, display all bids, search for a specific bid ID and remove a bid. The main data structure is a BinarySearchTree class that has a root node and methods for insert, remove, search and traversal.</w:t>
       </w:r>
     </w:p>
     <w:p>
@@ -674,7 +674,7 @@
           <w:rFonts w:ascii="Times New Roman" w:hAnsi="Times New Roman"/>
           <w:sz w:val="24"/>
         </w:rPr>
-        <w:t>The program separates bid data, node structure, tree methods, CSV loading, and display logic.</w:t>
+        <w:t>The program separates bid data, node structure, tree methods, CSV loading and display logic.</w:t>
       </w:r>
     </w:p>
     <w:p>
@@ -686,7 +686,7 @@
           <w:rFonts w:ascii="Times New Roman" w:hAnsi="Times New Roman"/>
           <w:sz w:val="24"/>
         </w:rPr>
-        <w:t>The menu gives the user a simple way to test loading, searching, traversing, and removing records.</w:t>
+        <w:t>The menu gives the user a simple way to test loading, searching, traversing and removing records.</w:t>
       </w:r>
     </w:p>
     <w:p>
@@ -720,7 +720,7 @@
           <w:rFonts w:ascii="Times New Roman" w:hAnsi="Times New Roman"/>
           <w:sz w:val="24"/>
         </w:rPr>
-        <w:t>Several binary search tree methods are still placeholder-style or incomplete, including constructor initialization, traversal, insertion, search, and removal.</w:t>
+        <w:t>Several binary search tree methods are still placeholder-style or incomplete, including constructor initialization, traversal, insertion, search and removal.</w:t>
       </w:r>
     </w:p>
     <w:p>
@@ -756,7 +756,7 @@
           <w:rFonts w:ascii="Times New Roman" w:hAnsi="Times New Roman"/>
           <w:sz w:val="24"/>
         </w:rPr>
-        <w:t>Remove is complex and needs careful handling for leaf nodes, one-child nodes, and two-child nodes.</w:t>
+        <w:t>Remove is complex and needs careful handling for leaf nodes, one-child nodes and two-child nodes.</w:t>
       </w:r>
     </w:p>
     <w:p>
@@ -797,7 +797,7 @@
           <w:rFonts w:ascii="Times New Roman" w:hAnsi="Times New Roman"/>
           <w:sz w:val="24"/>
         </w:rPr>
-        <w:t>My enhancement will fully implement the binary search tree methods and make the data loading more reliable. I will initialize the root correctly, implement recursive insertion, search, in-order traversal, removal, and safe cleanup in the destructor. I will also add validation for CSV rows and record skipped rows with a clear reason.</w:t>
+        <w:t>My enhancement will fully implement the binary search tree methods and make the data loading more reliable. I will initialize the root correctly, implement recursive insertion, search, in-order traversal, removal and safe cleanup in the destructor. I will also add validation for CSV rows and record skipped rows with a clear reason.</w:t>
       </w:r>
     </w:p>
     <w:p>
@@ -806,7 +806,7 @@
           <w:rFonts w:ascii="Times New Roman" w:hAnsi="Times New Roman"/>
           <w:sz w:val="24"/>
         </w:rPr>
-        <w:t>I also plan to compare the binary search tree approach to simpler structures like vectors and hash tables. The binary search tree gives sorted traversal and efficient average search, but it has a balance trade-off. I will explain that trade-off in my enhancement narrative and add tests or sample runs that prove insertion, search, sorted traversal, and remove behavior.</w:t>
+        <w:t>I also plan to compare the binary search tree approach to simpler structures like vectors and hash tables. The binary search tree gives sorted traversal and efficient average search, but it has a balance trade-off. I will explain that trade-off in my enhancement narrative and add tests or sample runs that prove insertion, search, sorted traversal and remove behavior.</w:t>
       </w:r>
     </w:p>
     <w:p>
@@ -999,7 +999,7 @@
           <w:rFonts w:ascii="Times New Roman" w:hAnsi="Times New Roman"/>
           <w:sz w:val="24"/>
         </w:rPr>
-        <w:t>This artifact is a MongoDB-backed dashboard from CS 340. The database module connects to MongoDB and provides CRUD methods. The dashboard loads shelter animal records, cleans the data into a dataframe, filters records by rescue type, and displays the results through a dashboard table, chart, and map.</w:t>
+        <w:t>This artifact is a MongoDB-backed dashboard from CS 340. The database module connects to MongoDB and provides CRUD methods. The dashboard loads shelter animal records, cleans the data into a dataframe, filters records by rescue type and displays the results through a dashboard table, chart and map.</w:t>
       </w:r>
     </w:p>
     <w:p>
@@ -1008,7 +1008,7 @@
           <w:rFonts w:ascii="Times New Roman" w:hAnsi="Times New Roman"/>
           <w:sz w:val="24"/>
         </w:rPr>
-        <w:t>The animal_shelter.py file contains an AnimalShelter class with create, read, update, and delete methods. The dashboard notebook uses a username and password to connect, reads animal records, and includes filtering logic for rescue categories. If the database is not available, the dashboard can fall back to the CSV dataset.</w:t>
+        <w:t>The animal_shelter.py file contains an AnimalShelter class with create, read, update and delete methods. The dashboard notebook uses a username and password to connect, reads animal records and includes filtering logic for rescue categories. If the database is not available, the dashboard can fall back to the CSV dataset.</w:t>
       </w:r>
     </w:p>
     <w:p>
@@ -1050,7 +1050,7 @@
           <w:rFonts w:ascii="Times New Roman" w:hAnsi="Times New Roman"/>
           <w:sz w:val="24"/>
         </w:rPr>
-        <w:t>CRUD operations exist for create, read, update, and delete.</w:t>
+        <w:t>CRUD operations exist for create, read, update and delete.</w:t>
       </w:r>
     </w:p>
     <w:p>
@@ -1086,7 +1086,7 @@
           <w:rFonts w:ascii="Times New Roman" w:hAnsi="Times New Roman"/>
           <w:sz w:val="24"/>
         </w:rPr>
-        <w:t>The dashboard supports user-facing filtering, charting, and mapping, which connects the database to decision-making.</w:t>
+        <w:t>The dashboard supports user-facing filtering, charting and mapping, which connects the database to decision-making.</w:t>
       </w:r>
     </w:p>
     <w:p>
@@ -1168,7 +1168,7 @@
           <w:rFonts w:ascii="Times New Roman" w:hAnsi="Times New Roman"/>
           <w:sz w:val="24"/>
         </w:rPr>
-        <w:t>The dashboard mixes some data loading, filtering, and display concerns in one notebook, which makes the code harder to test and maintain.</w:t>
+        <w:t>The dashboard mixes some data loading, filtering and display concerns in one notebook, which makes the code harder to test and maintain.</w:t>
       </w:r>
     </w:p>
     <w:p>
@@ -1185,7 +1185,7 @@
           <w:rFonts w:ascii="Times New Roman" w:hAnsi="Times New Roman"/>
           <w:sz w:val="24"/>
         </w:rPr>
-        <w:t>My enhancement will improve the database layer and dashboard design. I will move credentials out of the notebook and into environment variables, keep database access in a separate module, add safer query construction, and document indexes for fields used in filtering. I will also improve validation and make the dashboard filtering more maintainable by separating filter logic from display logic.</w:t>
+        <w:t>My enhancement will improve the database layer and dashboard design. I will move credentials out of the notebook and into environment variables, keep database access in a separate module, add safer query construction and document indexes for fields used in filtering. I will also improve validation and make the dashboard filtering more maintainable by separating filter logic from display logic.</w:t>
       </w:r>
     </w:p>
     <w:p>
@@ -1312,7 +1312,7 @@
           <w:rFonts w:ascii="Times New Roman" w:hAnsi="Times New Roman"/>
           <w:sz w:val="24"/>
         </w:rPr>
-        <w:t>To close, these three artifacts give me a strong foundation for the CS 499 enhancements. The Contact Service will let me show software design, testing, validation, and maintainability. The eBid Binary Search Tree will let me show algorithms, data structures, recursion, and performance trade-offs. The Grazioso Salvare dashboard will let me show database design, MongoDB CRUD operations, security, and decision-focused data display.</w:t>
+        <w:t>To close, these three artifacts give me a strong foundation for the CS 499 enhancements. The Contact Service will let me show software design, testing, validation and maintainability. The eBid Binary Search Tree will let me show algorithms, data structures, recursion and performance trade-offs. The Grazioso Salvare dashboard will let me show database design, MongoDB CRUD operations, security and decision-focused data display.</w:t>
       </w:r>
     </w:p>
     <w:p>
@@ -1321,7 +1321,7 @@
           <w:rFonts w:ascii="Times New Roman" w:hAnsi="Times New Roman"/>
           <w:sz w:val="24"/>
         </w:rPr>
-        <w:t>I used ChatGPT to help organize my code review outline and recording plan. I reviewed the final plan and based the actual code review on my own selected artifacts and code.</w:t>
+        <w:t>I used ChatGPT to understand the assignment and get help with writing, code and debugging. I made the final decisions about the design, goals, learning and final work.</w:t>
       </w:r>
     </w:p>
     <w:p>
